--- a/materialien/00_Lehrerhinweise/AQ_W2_Lehrerhinweise.docx
+++ b/materialien/00_Lehrerhinweise/AQ_W2_Lehrerhinweise.docx
@@ -1130,6 +1130,104 @@
     </w:tbl>
     <w:p>
       <w:pPr>
+        <w:keepNext/>
+        <w:spacing w:after="100" w:before="220"/>
+      </w:pPr>
+      <w:r>
+        <w:rPr>
+          <w:rFonts w:ascii="Calibri" w:cs="Calibri" w:eastAsia="Calibri" w:hAnsi="Calibri"/>
+          <w:b/>
+          <w:bCs/>
+          <w:color w:val="1F4E79"/>
+          <w:sz w:val="26"/>
+          <w:szCs w:val="26"/>
+        </w:rPr>
+        <w:t xml:space="preserve">Grund- und Leistungskurs (KC 2017)</w:t>
+      </w:r>
+    </w:p>
+    <w:p>
+      <w:pPr>
+        <w:spacing w:after="120" w:before="0"/>
+      </w:pPr>
+      <w:r>
+        <w:rPr>
+          <w:rFonts w:ascii="Calibri" w:cs="Calibri" w:eastAsia="Calibri" w:hAnsi="Calibri"/>
+          <w:sz w:val="22"/>
+          <w:szCs w:val="22"/>
+        </w:rPr>
+        <w:t xml:space="preserve">DS 13, 14 und die binäre Suche in DS 16 </w:t>
+      </w:r>
+      <w:r>
+        <w:rPr>
+          <w:b/>
+          <w:rFonts w:ascii="Calibri" w:cs="Calibri" w:eastAsia="Calibri" w:hAnsi="Calibri"/>
+          <w:sz w:val="22"/>
+          <w:szCs w:val="22"/>
+        </w:rPr>
+        <w:t xml:space="preserve">Grund- und Leistungskurs</w:t>
+      </w:r>
+      <w:r>
+        <w:rPr>
+          <w:rFonts w:ascii="Calibri" w:cs="Calibri" w:eastAsia="Calibri" w:hAnsi="Calibri"/>
+          <w:sz w:val="22"/>
+          <w:szCs w:val="22"/>
+        </w:rPr>
+        <w:t xml:space="preserve">; </w:t>
+      </w:r>
+      <w:r>
+        <w:rPr>
+          <w:b/>
+          <w:rFonts w:ascii="Calibri" w:cs="Calibri" w:eastAsia="Calibri" w:hAnsi="Calibri"/>
+          <w:sz w:val="22"/>
+          <w:szCs w:val="22"/>
+        </w:rPr>
+        <w:t xml:space="preserve">Effizienz</w:t>
+      </w:r>
+      <w:r>
+        <w:rPr>
+          <w:rFonts w:ascii="Calibri" w:cs="Calibri" w:eastAsia="Calibri" w:hAnsi="Calibri"/>
+          <w:sz w:val="22"/>
+          <w:szCs w:val="22"/>
+        </w:rPr>
+        <w:t xml:space="preserve"> (DS 15 Teil A, AB W2·3 Aufgabe 6, neuer </w:t>
+      </w:r>
+      <w:r>
+        <w:rPr>
+          <w:b/>
+          <w:rFonts w:ascii="Calibri" w:cs="Calibri" w:eastAsia="Calibri" w:hAnsi="Calibri"/>
+          <w:sz w:val="22"/>
+          <w:szCs w:val="22"/>
+        </w:rPr>
+        <w:t xml:space="preserve">Teil C „Speicherbedarf – Effizienz beurteilen“</w:t>
+      </w:r>
+      <w:r>
+        <w:rPr>
+          <w:rFonts w:ascii="Calibri" w:cs="Calibri" w:eastAsia="Calibri" w:hAnsi="Calibri"/>
+          <w:sz w:val="22"/>
+          <w:szCs w:val="22"/>
+        </w:rPr>
+        <w:t xml:space="preserve">, Lab-Level 2.3 und 2.5, Boss c) und Analyse in e) </w:t>
+      </w:r>
+      <w:r>
+        <w:rPr>
+          <w:b/>
+          <w:rFonts w:ascii="Calibri" w:cs="Calibri" w:eastAsia="Calibri" w:hAnsi="Calibri"/>
+          <w:sz w:val="22"/>
+          <w:szCs w:val="22"/>
+        </w:rPr>
+        <w:t xml:space="preserve">nur Leistungskurs (eA)</w:t>
+      </w:r>
+      <w:r>
+        <w:rPr>
+          <w:rFonts w:ascii="Calibri" w:cs="Calibri" w:eastAsia="Calibri" w:hAnsi="Calibri"/>
+          <w:sz w:val="22"/>
+          <w:szCs w:val="22"/>
+        </w:rPr>
+        <w:t xml:space="preserve">. Das KC verlangt im LK: „beurteilen die Effizienz von Algorithmen unter Abschätzung des Speicherbedarfs und der Zahl der Operationen“ – Teil C deckt den Speicherbedarf ab (auch als Hausaufgabe nach DS 16 geeignet). Grundkurs: Teil A höchstens als Ausblick, Teil C entfällt.</w:t>
+      </w:r>
+    </w:p>
+    <w:p>
+      <w:pPr>
         <w:spacing w:after="120" w:before="0"/>
       </w:pPr>
     </w:p>
@@ -8057,6 +8155,24 @@
           <w:szCs w:val="21"/>
         </w:rPr>
         <w:t xml:space="preserve">Sie begründen die maximale Zahl der Schleifendurchläufe (n = 100 → 7; allgemein ⌊log₂ n⌋ + 1) und dass eine Verdopplung von n nur einen Durchlauf mehr kostet.</w:t>
+      </w:r>
+    </w:p>
+    <w:p>
+      <w:pPr>
+        <w:pStyle w:val="ListParagraph"/>
+        <w:numPr>
+          <w:ilvl w:val="0"/>
+          <w:numId w:val="2"/>
+        </w:numPr>
+        <w:spacing w:after="40"/>
+      </w:pPr>
+      <w:r>
+        <w:rPr>
+          <w:rFonts w:ascii="Calibri" w:cs="Calibri" w:eastAsia="Calibri" w:hAnsi="Calibri"/>
+          <w:sz w:val="21"/>
+          <w:szCs w:val="21"/>
+        </w:rPr>
+        <w:t xml:space="preserve">Nur Leistungskurs: Sie beurteilen die Effizienz zweier Verfahren unter Abschätzung des Speicherbedarfs und der Zahl der Operationen (AB W2·3 Teil C, Lab-Level 2.5 „Das Archiv“).</w:t>
       </w:r>
     </w:p>
     <w:p>
